--- a/landing-page/program-detail/rushford-business-school/msc/01-msc-in-sustainability-and-environmental-management.docx
+++ b/landing-page/program-detail/rushford-business-school/msc/01-msc-in-sustainability-and-environmental-management.docx
@@ -1017,7 +1017,7 @@
     </w:p>
     <w:p>
       <w:r>
-        <w:t>Taggd's 2026 GCC study found nine in ten employers struggling with skill shortages, and sustainability functions are among the newest and thinnest.</w:t>
+        <w:t>Across the Gulf, employers keep reporting shortages of qualified candidates, and sustainability functions are among the newest and thinnest.</w:t>
       </w:r>
     </w:p>
     <w:p>

--- a/landing-page/program-detail/rushford-business-school/msc/01-msc-in-sustainability-and-environmental-management.docx
+++ b/landing-page/program-detail/rushford-business-school/msc/01-msc-in-sustainability-and-environmental-management.docx
@@ -38,7 +38,7 @@
         <w:t xml:space="preserve">Meta Description: </w:t>
       </w:r>
       <w:r>
-        <w:t>12-month online MSc in Sustainability and Environmental Management from Rushford Business School. 60 ECTS, AED instalments. Enquire now.</w:t>
+        <w:t>12-month online MSc in Sustainability and Environmental Management from Rushford Business School. 60 ECTS, AED installments. Enquire now.</w:t>
       </w:r>
     </w:p>
     <w:p>
@@ -126,7 +126,7 @@
         <w:pStyle w:val="Heading2"/>
       </w:pPr>
       <w:r>
-        <w:t>Programme at a Glance</w:t>
+        <w:t>Program At A Glance</w:t>
       </w:r>
     </w:p>
     <w:tbl>
@@ -323,7 +323,7 @@
         <w:t xml:space="preserve">Note: </w:t>
       </w:r>
       <w:r>
-        <w:t>There are longer versions of this degree, 90 ECTS over eighteen months and 120 ECTS over twenty-four, if you want more depth than a year allows. Fees and dates are confirmed per intake, in writing, before payment. In writing, because we mean it.</w:t>
+        <w:t>There are longer versions of this degree, 90 ECTS over 18 months and 120 ECTS over 24, if you want more depth than a year allows. Fees and dates are confirmed per intake, in writing, before payment. In writing, because we mean it.</w:t>
       </w:r>
     </w:p>
     <w:p>
@@ -331,17 +331,17 @@
         <w:pStyle w:val="Heading2"/>
       </w:pPr>
       <w:r>
-        <w:t>Programme Overview</w:t>
+        <w:t>Program Overview</w:t>
       </w:r>
     </w:p>
     <w:p>
       <w:r>
-        <w:t>Five core management courses come first, and they are genuinely core: transformational management, managerial economics, organisational behaviour, digital marketing, financial reporting. Then ten courses specific to sustainability and environmental management take over, moving from development economics and the international business environment through advanced microeconomics and macroeconomics to trade and finance. It is, in one year, the economic backbone that most sustainability certificates skip.</w:t>
+        <w:t>Five core management courses come first, and they are genuinely core: transformational management, managerial economics, organisational behavior, digital marketing, financial reporting. Then ten courses specific to sustainability and environmental management take over, moving from development economics and the international business environment through advanced microeconomics and macroeconomics to trade and finance. It is, in one year, the economic backbone that most sustainability certificates skip.</w:t>
       </w:r>
     </w:p>
     <w:p>
       <w:r>
-        <w:t>The delivery is asynchronous on Rushford's e-Campus, which sounds like a small detail until you have tried to study on a fixed timetable while holding a job in the Gulf. Fifteen courses of four ECTS each, research methodology and business analytics inside the leadership block, done in twelve months.</w:t>
+        <w:t>The delivery is asynchronous on Rushford's e-Campus, which sounds like a small detail until you have tried to study on a fixed timetable while holding a job in the Gulf. 15 courses of 4 ECTS each, research methodology and business analytics inside the leadership block, done in 12 months.</w:t>
       </w:r>
     </w:p>
     <w:p>
@@ -349,7 +349,7 @@
         <w:pStyle w:val="Heading2"/>
       </w:pPr>
       <w:r>
-        <w:t>Why Choose This Programme</w:t>
+        <w:t>Why Choose This Program</w:t>
       </w:r>
     </w:p>
     <w:p>
@@ -362,7 +362,7 @@
     </w:p>
     <w:p>
       <w:r>
-        <w:t>Sixty ECTS in twelve months. For professionals who need the credential before the next budget cycle, the timeline is the feature.</w:t>
+        <w:t>60 ECTS in 12 months. For professionals who need the credential before the next budget cycle, the timeline is the feature.</w:t>
       </w:r>
     </w:p>
     <w:p>
@@ -401,7 +401,7 @@
     </w:p>
     <w:p>
       <w:r>
-        <w:t>All fifteen courses run on the e-Campus. Rushford Business School, Switzerland, awards the degree, and your address stays where it is.</w:t>
+        <w:t>All 15 courses run on the e-Campus. Rushford Business School, Switzerland, awards the degree, and your address stays where it is.</w:t>
       </w:r>
     </w:p>
     <w:p>
@@ -409,12 +409,12 @@
         <w:rPr>
           <w:b/>
         </w:rPr>
-        <w:t>Instalments in dirhams</w:t>
+        <w:t>Installments in dirhams</w:t>
       </w:r>
     </w:p>
     <w:p>
       <w:r>
-        <w:t>Monthly AED payments, interest-free, agreed in writing before the programme starts.</w:t>
+        <w:t>Monthly AED payments, interest-free, agreed in writing before the program starts.</w:t>
       </w:r>
     </w:p>
     <w:p>
@@ -462,7 +462,7 @@
         <w:pStyle w:val="ListNumber"/>
       </w:pPr>
       <w:r>
-        <w:t>Analyse development and environmental policy side by side</w:t>
+        <w:t>Analyze development and environmental policy side by side</w:t>
       </w:r>
     </w:p>
     <w:p>
@@ -606,7 +606,7 @@
         <w:pStyle w:val="Heading2"/>
       </w:pPr>
       <w:r>
-        <w:t>Programme Structure</w:t>
+        <w:t>Program Structure</w:t>
       </w:r>
     </w:p>
     <w:p>
@@ -616,7 +616,7 @@
     </w:p>
     <w:p>
       <w:r>
-        <w:t>Three blocks across fifteen courses: core management, the sustainability foundation, and the leadership block carrying the research and analytics training.</w:t>
+        <w:t>Three blocks across 15 courses: core management, the sustainability foundation, and the leadership block carrying the research and analytics training.</w:t>
       </w:r>
     </w:p>
     <w:p>
@@ -649,7 +649,7 @@
         <w:pStyle w:val="ListBullet"/>
       </w:pPr>
       <w:r>
-        <w:t>Organisational Behaviour</w:t>
+        <w:t>Organisational Behavior</w:t>
       </w:r>
     </w:p>
     <w:p>
@@ -867,7 +867,7 @@
               <w:rPr>
                 <w:sz w:val="20"/>
               </w:rPr>
-              <w:t>Feedback on analyses and projects, read with care rather than skimmed</w:t>
+              <w:t>Feedback on analyzes and projects, read with care rather than skimmed</w:t>
             </w:r>
           </w:p>
         </w:tc>
@@ -883,7 +883,7 @@
                 <w:b/>
                 <w:sz w:val="20"/>
               </w:rPr>
-              <w:t>Affordable instalments</w:t>
+              <w:t>Affordable installments</w:t>
             </w:r>
           </w:p>
         </w:tc>
@@ -954,7 +954,7 @@
               <w:rPr>
                 <w:sz w:val="20"/>
               </w:rPr>
-              <w:t>Enrolment done with you, one step at a time, because the steps are dull and getting them wrong is expensive</w:t>
+              <w:t>Enrollment done with you, one step at a time, because the steps are dull and getting them wrong is expensive</w:t>
             </w:r>
           </w:p>
         </w:tc>
@@ -1025,12 +1025,12 @@
         <w:rPr>
           <w:b/>
         </w:rPr>
-        <w:t>The twelve-month format respects seniority</w:t>
+        <w:t>The 12-month format respects seniority</w:t>
       </w:r>
     </w:p>
     <w:p>
       <w:r>
-        <w:t>Senior professionals cannot disappear for two years. One year, asynchronous, with the salary still arriving, is the arrangement that actually gets signed.</w:t>
+        <w:t>Senior professionals cannot disappear for 2 years. 1 year, asynchronous, with the salary still arriving, is the arrangement that actually gets signed.</w:t>
       </w:r>
     </w:p>
     <w:p>
@@ -1134,7 +1134,7 @@
                 <w:b/>
                 <w:sz w:val="20"/>
               </w:rPr>
-              <w:t>Monthly Instalments</w:t>
+              <w:t>Monthly Installments</w:t>
             </w:r>
           </w:p>
         </w:tc>
@@ -1219,7 +1219,7 @@
         <w:t xml:space="preserve">Request the fee structure: </w:t>
       </w:r>
       <w:r>
-        <w:t>Fees depend on the intake and on the ECTS version chosen, so no fixed figure sits here. Admissions sends a personal breakdown on request, free and without obligation, and the breakdown is what you should judge us on. Across our Master's programmes, totals usually land between AED 16,000 and 40,000.</w:t>
+        <w:t>Fees depend on the intake and on the ECTS version chosen, so no fixed figure sits here. Admissions sends a personal breakdown on request, free and without obligation, and the breakdown is what you should judge us on. Across our Master's programs, totals usually land between AED 16,000 and 40,000.</w:t>
       </w:r>
     </w:p>
     <w:sectPr>
